--- a/WK4Assgn_Adhikari_R_NURS_6051.docx
+++ b/WK4Assgn_Adhikari_R_NURS_6051.docx
@@ -51,18 +51,18 @@
           <w:r>
             <w:rPr>
               <w:rFonts w:ascii="Times New Roman" w:eastAsia="Times New Roman" w:hAnsi="Times New Roman" w:cs="Times New Roman"/>
+              <w:b/>
+              <w:bCs/>
               <w:color w:val="2D3B45"/>
-              <w:sz w:val="40"/>
-              <w:szCs w:val="40"/>
             </w:rPr>
             <w:t>Transforming Nursing and Healthcare Through Technology</w:t>
           </w:r>
           <w:r>
             <w:rPr>
               <w:rFonts w:ascii="Times New Roman" w:eastAsia="Times New Roman" w:hAnsi="Times New Roman" w:cs="Times New Roman"/>
+              <w:b/>
+              <w:bCs/>
               <w:color w:val="2D3B45"/>
-              <w:sz w:val="40"/>
-              <w:szCs w:val="40"/>
             </w:rPr>
             <w:br/>
           </w:r>
@@ -70,8 +70,6 @@
             <w:rPr>
               <w:rFonts w:ascii="Times New Roman" w:eastAsia="Times New Roman" w:hAnsi="Times New Roman" w:cs="Times New Roman"/>
               <w:color w:val="2D3B45"/>
-              <w:sz w:val="40"/>
-              <w:szCs w:val="40"/>
             </w:rPr>
             <w:br/>
           </w:r>
@@ -80,8 +78,6 @@
             <w:rPr>
               <w:rFonts w:ascii="Times New Roman" w:eastAsia="Times New Roman" w:hAnsi="Times New Roman" w:cs="Times New Roman"/>
               <w:color w:val="2D3B45"/>
-              <w:sz w:val="40"/>
-              <w:szCs w:val="40"/>
             </w:rPr>
             <w:t>Ritu</w:t>
           </w:r>
@@ -90,8 +86,6 @@
             <w:rPr>
               <w:rFonts w:ascii="Times New Roman" w:eastAsia="Times New Roman" w:hAnsi="Times New Roman" w:cs="Times New Roman"/>
               <w:color w:val="2D3B45"/>
-              <w:sz w:val="40"/>
-              <w:szCs w:val="40"/>
             </w:rPr>
             <w:t xml:space="preserve"> Adhikari</w:t>
           </w:r>
@@ -99,8 +93,6 @@
             <w:rPr>
               <w:rFonts w:ascii="Times New Roman" w:eastAsia="Times New Roman" w:hAnsi="Times New Roman" w:cs="Times New Roman"/>
               <w:color w:val="2D3B45"/>
-              <w:sz w:val="40"/>
-              <w:szCs w:val="40"/>
             </w:rPr>
             <w:br/>
           </w:r>
@@ -108,8 +100,6 @@
             <w:rPr>
               <w:rFonts w:ascii="Times New Roman" w:eastAsia="Times New Roman" w:hAnsi="Times New Roman" w:cs="Times New Roman"/>
               <w:color w:val="2D3B45"/>
-              <w:sz w:val="40"/>
-              <w:szCs w:val="40"/>
             </w:rPr>
             <w:br/>
             <w:t>Department of Nursing, Walden University</w:t>
@@ -118,8 +108,6 @@
             <w:rPr>
               <w:rFonts w:ascii="Times New Roman" w:eastAsia="Times New Roman" w:hAnsi="Times New Roman" w:cs="Times New Roman"/>
               <w:color w:val="2D3B45"/>
-              <w:sz w:val="40"/>
-              <w:szCs w:val="40"/>
             </w:rPr>
             <w:br/>
           </w:r>
@@ -127,8 +115,6 @@
             <w:rPr>
               <w:rFonts w:ascii="Times New Roman" w:eastAsia="Times New Roman" w:hAnsi="Times New Roman" w:cs="Times New Roman"/>
               <w:color w:val="2D3B45"/>
-              <w:sz w:val="40"/>
-              <w:szCs w:val="40"/>
             </w:rPr>
             <w:br/>
             <w:t>Professor: Cheryl Reilly</w:t>
@@ -137,8 +123,6 @@
             <w:rPr>
               <w:rFonts w:ascii="Times New Roman" w:eastAsia="Times New Roman" w:hAnsi="Times New Roman" w:cs="Times New Roman"/>
               <w:color w:val="2D3B45"/>
-              <w:sz w:val="40"/>
-              <w:szCs w:val="40"/>
             </w:rPr>
             <w:br/>
           </w:r>
@@ -146,8 +130,6 @@
             <w:rPr>
               <w:rFonts w:ascii="Times New Roman" w:eastAsia="Times New Roman" w:hAnsi="Times New Roman" w:cs="Times New Roman"/>
               <w:color w:val="2D3B45"/>
-              <w:sz w:val="40"/>
-              <w:szCs w:val="40"/>
             </w:rPr>
             <w:br/>
             <w:t>NRSE-6051C-2/NURS-6051-2</w:t>
@@ -156,8 +138,6 @@
             <w:rPr>
               <w:rFonts w:ascii="Times New Roman" w:eastAsia="Times New Roman" w:hAnsi="Times New Roman" w:cs="Times New Roman"/>
               <w:color w:val="2D3B45"/>
-              <w:sz w:val="40"/>
-              <w:szCs w:val="40"/>
             </w:rPr>
             <w:br/>
           </w:r>
@@ -165,8 +145,6 @@
             <w:rPr>
               <w:rFonts w:ascii="Times New Roman" w:eastAsia="Times New Roman" w:hAnsi="Times New Roman" w:cs="Times New Roman"/>
               <w:color w:val="2D3B45"/>
-              <w:sz w:val="40"/>
-              <w:szCs w:val="40"/>
             </w:rPr>
             <w:br/>
           </w:r>
@@ -174,29 +152,9 @@
             <w:rPr>
               <w:rFonts w:ascii="Times New Roman" w:eastAsia="Times New Roman" w:hAnsi="Times New Roman" w:cs="Times New Roman"/>
               <w:color w:val="2D3B45"/>
-              <w:sz w:val="40"/>
-              <w:szCs w:val="40"/>
             </w:rPr>
             <w:br/>
-            <w:t xml:space="preserve">December </w:t>
-          </w:r>
-          <w:r>
-            <w:rPr>
-              <w:rFonts w:ascii="Times New Roman" w:eastAsia="Times New Roman" w:hAnsi="Times New Roman" w:cs="Times New Roman"/>
-              <w:color w:val="2D3B45"/>
-              <w:sz w:val="40"/>
-              <w:szCs w:val="40"/>
-            </w:rPr>
-            <w:t>25</w:t>
-          </w:r>
-          <w:r>
-            <w:rPr>
-              <w:rFonts w:ascii="Times New Roman" w:eastAsia="Times New Roman" w:hAnsi="Times New Roman" w:cs="Times New Roman"/>
-              <w:color w:val="2D3B45"/>
-              <w:sz w:val="40"/>
-              <w:szCs w:val="40"/>
-            </w:rPr>
-            <w:t>, 2022</w:t>
+            <w:t>December 25, 2022</w:t>
           </w:r>
           <w:r>
             <w:rPr>
@@ -212,6 +170,273 @@
     </w:sdt>
     <w:p>
       <w:pPr>
+        <w:spacing w:line="360" w:lineRule="auto"/>
+        <w:jc w:val="center"/>
+        <w:rPr>
+          <w:rFonts w:ascii="Times New Roman" w:eastAsia="Times New Roman" w:hAnsi="Times New Roman" w:cs="Times New Roman"/>
+          <w:color w:val="2D3B45"/>
+        </w:rPr>
+      </w:pPr>
+      <w:r>
+        <w:rPr>
+          <w:rFonts w:ascii="Times New Roman" w:eastAsia="Times New Roman" w:hAnsi="Times New Roman" w:cs="Times New Roman"/>
+          <w:b/>
+          <w:bCs/>
+          <w:color w:val="273540"/>
+        </w:rPr>
+        <w:lastRenderedPageBreak/>
+        <w:t xml:space="preserve">Topic: </w:t>
+      </w:r>
+      <w:r>
+        <w:rPr>
+          <w:rFonts w:ascii="Times New Roman" w:hAnsi="Times New Roman" w:cs="Times New Roman"/>
+          <w:b/>
+          <w:bCs/>
+          <w:caps/>
+        </w:rPr>
+        <w:t>The Impact of Nursing Informatics on Patient Outcomes and Patient Care Efficiencies</w:t>
+      </w:r>
+    </w:p>
+    <w:p>
+      <w:pPr>
+        <w:shd w:val="clear" w:color="auto" w:fill="FFFFFF"/>
+        <w:spacing w:before="180" w:after="180" w:line="480" w:lineRule="auto"/>
+        <w:jc w:val="both"/>
+        <w:rPr>
+          <w:rFonts w:ascii="Times New Roman" w:eastAsia="Times New Roman" w:hAnsi="Times New Roman" w:cs="Times New Roman"/>
+          <w:b/>
+          <w:bCs/>
+          <w:color w:val="273540"/>
+        </w:rPr>
+      </w:pPr>
+    </w:p>
+    <w:p>
+      <w:pPr>
+        <w:shd w:val="clear" w:color="auto" w:fill="FFFFFF"/>
+        <w:spacing w:before="180" w:after="180" w:line="480" w:lineRule="auto"/>
+        <w:jc w:val="both"/>
+        <w:rPr>
+          <w:rFonts w:ascii="Times New Roman" w:eastAsia="Times New Roman" w:hAnsi="Times New Roman" w:cs="Times New Roman"/>
+          <w:b/>
+          <w:bCs/>
+          <w:color w:val="273540"/>
+        </w:rPr>
+      </w:pPr>
+      <w:r>
+        <w:rPr>
+          <w:rFonts w:ascii="Times New Roman" w:eastAsia="Times New Roman" w:hAnsi="Times New Roman" w:cs="Times New Roman"/>
+          <w:b/>
+          <w:bCs/>
+          <w:color w:val="273540"/>
+        </w:rPr>
+        <w:t>In a 4- to 5-page project proposal written to the leadership of your healthcare organization, propose a nursing informatics project for your organization that you advocate to improve patient outcomes or patient-care efficiency. Your project proposal should include the following:</w:t>
+      </w:r>
+    </w:p>
+    <w:p>
+      <w:pPr>
+        <w:numPr>
+          <w:ilvl w:val="0"/>
+          <w:numId w:val="2"/>
+        </w:numPr>
+        <w:shd w:val="clear" w:color="auto" w:fill="FFFFFF"/>
+        <w:spacing w:before="100" w:beforeAutospacing="1" w:after="100" w:afterAutospacing="1" w:line="480" w:lineRule="auto"/>
+        <w:ind w:left="1095"/>
+        <w:jc w:val="both"/>
+        <w:rPr>
+          <w:rFonts w:ascii="Times New Roman" w:eastAsia="Times New Roman" w:hAnsi="Times New Roman" w:cs="Times New Roman"/>
+          <w:b/>
+          <w:bCs/>
+          <w:color w:val="273540"/>
+        </w:rPr>
+      </w:pPr>
+      <w:r>
+        <w:rPr>
+          <w:rFonts w:ascii="Times New Roman" w:eastAsia="Times New Roman" w:hAnsi="Times New Roman" w:cs="Times New Roman"/>
+          <w:b/>
+          <w:bCs/>
+          <w:color w:val="273540"/>
+        </w:rPr>
+        <w:t>Describe the project you propose.</w:t>
+      </w:r>
+    </w:p>
+    <w:p>
+      <w:pPr>
+        <w:numPr>
+          <w:ilvl w:val="0"/>
+          <w:numId w:val="2"/>
+        </w:numPr>
+        <w:shd w:val="clear" w:color="auto" w:fill="FFFFFF"/>
+        <w:spacing w:before="100" w:beforeAutospacing="1" w:after="100" w:afterAutospacing="1" w:line="480" w:lineRule="auto"/>
+        <w:ind w:left="1095"/>
+        <w:jc w:val="both"/>
+        <w:rPr>
+          <w:rFonts w:ascii="Times New Roman" w:eastAsia="Times New Roman" w:hAnsi="Times New Roman" w:cs="Times New Roman"/>
+          <w:b/>
+          <w:bCs/>
+          <w:color w:val="273540"/>
+        </w:rPr>
+      </w:pPr>
+      <w:r>
+        <w:rPr>
+          <w:rFonts w:ascii="Times New Roman" w:eastAsia="Times New Roman" w:hAnsi="Times New Roman" w:cs="Times New Roman"/>
+          <w:b/>
+          <w:bCs/>
+          <w:color w:val="273540"/>
+        </w:rPr>
+        <w:t>Identify the stakeholders impacted by this project.</w:t>
+      </w:r>
+    </w:p>
+    <w:p>
+      <w:pPr>
+        <w:numPr>
+          <w:ilvl w:val="0"/>
+          <w:numId w:val="2"/>
+        </w:numPr>
+        <w:shd w:val="clear" w:color="auto" w:fill="FFFFFF"/>
+        <w:spacing w:before="100" w:beforeAutospacing="1" w:after="100" w:afterAutospacing="1" w:line="480" w:lineRule="auto"/>
+        <w:ind w:left="1095"/>
+        <w:jc w:val="both"/>
+        <w:rPr>
+          <w:rFonts w:ascii="Times New Roman" w:eastAsia="Times New Roman" w:hAnsi="Times New Roman" w:cs="Times New Roman"/>
+          <w:b/>
+          <w:bCs/>
+          <w:color w:val="273540"/>
+        </w:rPr>
+      </w:pPr>
+      <w:r>
+        <w:rPr>
+          <w:rFonts w:ascii="Times New Roman" w:eastAsia="Times New Roman" w:hAnsi="Times New Roman" w:cs="Times New Roman"/>
+          <w:b/>
+          <w:bCs/>
+          <w:color w:val="273540"/>
+        </w:rPr>
+        <w:t>Explain the patient outcome(s) or patient-care efficiencies this project is aimed at improving and explain how this improvement would occur. Be specific and provide examples.</w:t>
+      </w:r>
+    </w:p>
+    <w:p>
+      <w:pPr>
+        <w:numPr>
+          <w:ilvl w:val="0"/>
+          <w:numId w:val="2"/>
+        </w:numPr>
+        <w:shd w:val="clear" w:color="auto" w:fill="FFFFFF"/>
+        <w:spacing w:before="100" w:beforeAutospacing="1" w:after="100" w:afterAutospacing="1" w:line="480" w:lineRule="auto"/>
+        <w:ind w:left="1095"/>
+        <w:jc w:val="both"/>
+        <w:rPr>
+          <w:rFonts w:ascii="Times New Roman" w:eastAsia="Times New Roman" w:hAnsi="Times New Roman" w:cs="Times New Roman"/>
+          <w:b/>
+          <w:bCs/>
+          <w:color w:val="273540"/>
+        </w:rPr>
+      </w:pPr>
+      <w:r>
+        <w:rPr>
+          <w:rFonts w:ascii="Times New Roman" w:eastAsia="Times New Roman" w:hAnsi="Times New Roman" w:cs="Times New Roman"/>
+          <w:b/>
+          <w:bCs/>
+          <w:color w:val="273540"/>
+        </w:rPr>
+        <w:t>Identify the technologies required to implement this project and explain why.</w:t>
+      </w:r>
+    </w:p>
+    <w:p>
+      <w:pPr>
+        <w:numPr>
+          <w:ilvl w:val="0"/>
+          <w:numId w:val="2"/>
+        </w:numPr>
+        <w:shd w:val="clear" w:color="auto" w:fill="FFFFFF"/>
+        <w:spacing w:before="100" w:beforeAutospacing="1" w:after="100" w:afterAutospacing="1" w:line="480" w:lineRule="auto"/>
+        <w:ind w:left="1095"/>
+        <w:jc w:val="both"/>
+        <w:rPr>
+          <w:rFonts w:ascii="Times New Roman" w:eastAsia="Times New Roman" w:hAnsi="Times New Roman" w:cs="Times New Roman"/>
+          <w:b/>
+          <w:bCs/>
+          <w:color w:val="273540"/>
+        </w:rPr>
+      </w:pPr>
+      <w:r>
+        <w:rPr>
+          <w:rFonts w:ascii="Times New Roman" w:eastAsia="Times New Roman" w:hAnsi="Times New Roman" w:cs="Times New Roman"/>
+          <w:b/>
+          <w:bCs/>
+          <w:color w:val="273540"/>
+        </w:rPr>
+        <w:t>Identify the project team (by roles) and explain how you would incorporate the nurse informaticist in the project team.</w:t>
+      </w:r>
+    </w:p>
+    <w:p>
+      <w:pPr>
+        <w:numPr>
+          <w:ilvl w:val="0"/>
+          <w:numId w:val="2"/>
+        </w:numPr>
+        <w:shd w:val="clear" w:color="auto" w:fill="FFFFFF"/>
+        <w:spacing w:before="100" w:beforeAutospacing="1" w:after="100" w:afterAutospacing="1" w:line="480" w:lineRule="auto"/>
+        <w:ind w:left="1095"/>
+        <w:jc w:val="both"/>
+        <w:rPr>
+          <w:rFonts w:ascii="Times New Roman" w:eastAsia="Times New Roman" w:hAnsi="Times New Roman" w:cs="Times New Roman"/>
+          <w:b/>
+          <w:bCs/>
+          <w:color w:val="273540"/>
+        </w:rPr>
+      </w:pPr>
+      <w:r>
+        <w:rPr>
+          <w:rFonts w:ascii="Times New Roman" w:eastAsia="Times New Roman" w:hAnsi="Times New Roman" w:cs="Times New Roman"/>
+          <w:b/>
+          <w:bCs/>
+          <w:color w:val="273540"/>
+        </w:rPr>
+        <w:t>Use APA format and include a title page and reference page.</w:t>
+      </w:r>
+    </w:p>
+    <w:p>
+      <w:pPr>
+        <w:numPr>
+          <w:ilvl w:val="0"/>
+          <w:numId w:val="2"/>
+        </w:numPr>
+        <w:shd w:val="clear" w:color="auto" w:fill="FFFFFF"/>
+        <w:spacing w:before="100" w:beforeAutospacing="1" w:after="100" w:afterAutospacing="1" w:line="480" w:lineRule="auto"/>
+        <w:ind w:left="1095"/>
+        <w:jc w:val="both"/>
+        <w:rPr>
+          <w:rFonts w:ascii="Times New Roman" w:eastAsia="Times New Roman" w:hAnsi="Times New Roman" w:cs="Times New Roman"/>
+          <w:b/>
+          <w:bCs/>
+          <w:color w:val="273540"/>
+        </w:rPr>
+      </w:pPr>
+      <w:r>
+        <w:rPr>
+          <w:rFonts w:ascii="Times New Roman" w:eastAsia="Times New Roman" w:hAnsi="Times New Roman" w:cs="Times New Roman"/>
+          <w:b/>
+          <w:bCs/>
+          <w:color w:val="273540"/>
+        </w:rPr>
+        <w:t>Use the Safe Assign Drafts to check your match percentage before submitting your work.</w:t>
+      </w:r>
+    </w:p>
+    <w:p>
+      <w:pPr>
+        <w:shd w:val="clear" w:color="auto" w:fill="FFFFFF"/>
+        <w:spacing w:before="100" w:beforeAutospacing="1" w:after="100" w:afterAutospacing="1" w:line="480" w:lineRule="auto"/>
+        <w:ind w:left="1095"/>
+        <w:jc w:val="both"/>
+        <w:rPr>
+          <w:rFonts w:ascii="Times New Roman" w:eastAsia="Times New Roman" w:hAnsi="Times New Roman" w:cs="Times New Roman"/>
+          <w:b/>
+          <w:bCs/>
+          <w:color w:val="273540"/>
+        </w:rPr>
+      </w:pPr>
+    </w:p>
+    <w:p>
+      <w:pPr>
         <w:shd w:val="clear" w:color="auto" w:fill="FFFFFF"/>
         <w:spacing w:line="480" w:lineRule="auto"/>
         <w:rPr>
@@ -226,7 +451,6 @@
           <w:rFonts w:ascii="Times New Roman" w:eastAsia="Times New Roman" w:hAnsi="Times New Roman" w:cs="Times New Roman"/>
           <w:color w:val="2D3B45"/>
         </w:rPr>
-        <w:lastRenderedPageBreak/>
         <w:t xml:space="preserve">There </w:t>
       </w:r>
       <w:r>
@@ -317,7 +541,14 @@
         <w:rPr>
           <w:rFonts w:ascii="Times New Roman" w:hAnsi="Times New Roman" w:cs="Times New Roman"/>
         </w:rPr>
-        <w:t xml:space="preserve">Technology is making everything look easier and simple like the little pacemaker </w:t>
+        <w:t xml:space="preserve">Technology is making </w:t>
+      </w:r>
+      <w:r>
+        <w:rPr>
+          <w:rFonts w:ascii="Times New Roman" w:hAnsi="Times New Roman" w:cs="Times New Roman"/>
+        </w:rPr>
+        <w:lastRenderedPageBreak/>
+        <w:t xml:space="preserve">everything look easier and simple like the little pacemaker </w:t>
       </w:r>
       <w:r>
         <w:rPr>
@@ -862,68 +1093,68 @@
         <w:rPr>
           <w:rFonts w:ascii="Times New Roman" w:hAnsi="Times New Roman" w:cs="Times New Roman"/>
         </w:rPr>
-        <w:t xml:space="preserve"> are usually less productive, and more susceptible to </w:t>
+        <w:t xml:space="preserve"> are usually less productive, and more susceptible to further injuries that can affect </w:t>
+      </w:r>
+      <w:r>
+        <w:rPr>
+          <w:rFonts w:ascii="Times New Roman" w:hAnsi="Times New Roman" w:cs="Times New Roman"/>
+        </w:rPr>
+        <w:t xml:space="preserve">the </w:t>
+      </w:r>
+      <w:r>
+        <w:rPr>
+          <w:rFonts w:ascii="Times New Roman" w:hAnsi="Times New Roman" w:cs="Times New Roman"/>
+        </w:rPr>
+        <w:t xml:space="preserve">health and safety of </w:t>
+      </w:r>
+      <w:r>
+        <w:rPr>
+          <w:rFonts w:ascii="Times New Roman" w:hAnsi="Times New Roman" w:cs="Times New Roman"/>
+        </w:rPr>
+        <w:t>patients</w:t>
+      </w:r>
+      <w:r>
+        <w:rPr>
+          <w:rFonts w:ascii="Times New Roman" w:hAnsi="Times New Roman" w:cs="Times New Roman"/>
+        </w:rPr>
+        <w:t xml:space="preserve">, so because of all </w:t>
+      </w:r>
+      <w:r>
+        <w:rPr>
+          <w:rFonts w:ascii="Times New Roman" w:hAnsi="Times New Roman" w:cs="Times New Roman"/>
+        </w:rPr>
+        <w:t>these</w:t>
+      </w:r>
+      <w:r>
+        <w:rPr>
+          <w:rFonts w:ascii="Times New Roman" w:hAnsi="Times New Roman" w:cs="Times New Roman"/>
+        </w:rPr>
+        <w:t xml:space="preserve"> </w:t>
+      </w:r>
+      <w:r>
+        <w:rPr>
+          <w:rFonts w:ascii="Times New Roman" w:hAnsi="Times New Roman" w:cs="Times New Roman"/>
+        </w:rPr>
+        <w:t>reasons</w:t>
+      </w:r>
+      <w:r>
+        <w:rPr>
+          <w:rFonts w:ascii="Times New Roman" w:hAnsi="Times New Roman" w:cs="Times New Roman"/>
+        </w:rPr>
+        <w:t xml:space="preserve"> I would like to bring Care assisted Robot that can assist with transferring, </w:t>
+      </w:r>
+      <w:r>
+        <w:rPr>
+          <w:rFonts w:ascii="Times New Roman" w:hAnsi="Times New Roman" w:cs="Times New Roman"/>
+        </w:rPr>
+        <w:t xml:space="preserve">transporting, and </w:t>
       </w:r>
       <w:r>
         <w:rPr>
           <w:rFonts w:ascii="Times New Roman" w:hAnsi="Times New Roman" w:cs="Times New Roman"/>
         </w:rPr>
         <w:lastRenderedPageBreak/>
-        <w:t xml:space="preserve">further injuries that can affect </w:t>
-      </w:r>
-      <w:r>
-        <w:rPr>
-          <w:rFonts w:ascii="Times New Roman" w:hAnsi="Times New Roman" w:cs="Times New Roman"/>
-        </w:rPr>
-        <w:t xml:space="preserve">the </w:t>
-      </w:r>
-      <w:r>
-        <w:rPr>
-          <w:rFonts w:ascii="Times New Roman" w:hAnsi="Times New Roman" w:cs="Times New Roman"/>
-        </w:rPr>
-        <w:t xml:space="preserve">health and safety of </w:t>
-      </w:r>
-      <w:r>
-        <w:rPr>
-          <w:rFonts w:ascii="Times New Roman" w:hAnsi="Times New Roman" w:cs="Times New Roman"/>
-        </w:rPr>
-        <w:t>patients</w:t>
-      </w:r>
-      <w:r>
-        <w:rPr>
-          <w:rFonts w:ascii="Times New Roman" w:hAnsi="Times New Roman" w:cs="Times New Roman"/>
-        </w:rPr>
-        <w:t xml:space="preserve">, so because of all </w:t>
-      </w:r>
-      <w:r>
-        <w:rPr>
-          <w:rFonts w:ascii="Times New Roman" w:hAnsi="Times New Roman" w:cs="Times New Roman"/>
-        </w:rPr>
-        <w:t>these</w:t>
-      </w:r>
-      <w:r>
-        <w:rPr>
-          <w:rFonts w:ascii="Times New Roman" w:hAnsi="Times New Roman" w:cs="Times New Roman"/>
-        </w:rPr>
-        <w:t xml:space="preserve"> </w:t>
-      </w:r>
-      <w:r>
-        <w:rPr>
-          <w:rFonts w:ascii="Times New Roman" w:hAnsi="Times New Roman" w:cs="Times New Roman"/>
-        </w:rPr>
-        <w:t>reasons</w:t>
-      </w:r>
-      <w:r>
-        <w:rPr>
-          <w:rFonts w:ascii="Times New Roman" w:hAnsi="Times New Roman" w:cs="Times New Roman"/>
-        </w:rPr>
-        <w:t xml:space="preserve"> I would like to bring Care assisted Robot that can assist with transferring, </w:t>
-      </w:r>
-      <w:r>
-        <w:rPr>
-          <w:rFonts w:ascii="Times New Roman" w:hAnsi="Times New Roman" w:cs="Times New Roman"/>
-        </w:rPr>
-        <w:t xml:space="preserve">transporting, and assisting with daily life activities to the neuro patient who have lost their sensory and motor abilities. </w:t>
+        <w:t xml:space="preserve">assisting with daily life activities to the neuro patient who have lost their sensory and motor abilities. </w:t>
       </w:r>
     </w:p>
     <w:p>
@@ -1259,7 +1490,7 @@
           <w:color w:val="202124"/>
           <w:shd w:val="clear" w:color="auto" w:fill="FFFFFF"/>
         </w:rPr>
-        <w:t xml:space="preserve">transport, </w:t>
+        <w:t xml:space="preserve">transport, Nurses can focus on the patient, drips, and many more instead of pushing heavy patient on a stretcher. </w:t>
       </w:r>
       <w:r>
         <w:rPr>
@@ -1267,40 +1498,40 @@
           <w:color w:val="202124"/>
           <w:shd w:val="clear" w:color="auto" w:fill="FFFFFF"/>
         </w:rPr>
+        <w:t>Patients</w:t>
+      </w:r>
+      <w:r>
+        <w:rPr>
+          <w:rFonts w:ascii="Times New Roman" w:hAnsi="Times New Roman" w:cs="Times New Roman"/>
+          <w:color w:val="202124"/>
+          <w:shd w:val="clear" w:color="auto" w:fill="FFFFFF"/>
+        </w:rPr>
+        <w:t xml:space="preserve"> can be monitored closely which will ultimately improve </w:t>
+      </w:r>
+      <w:r>
+        <w:rPr>
+          <w:rFonts w:ascii="Times New Roman" w:hAnsi="Times New Roman" w:cs="Times New Roman"/>
+          <w:color w:val="202124"/>
+          <w:shd w:val="clear" w:color="auto" w:fill="FFFFFF"/>
+        </w:rPr>
+        <w:t>patient</w:t>
+      </w:r>
+      <w:r>
+        <w:rPr>
+          <w:rFonts w:ascii="Times New Roman" w:hAnsi="Times New Roman" w:cs="Times New Roman"/>
+          <w:color w:val="202124"/>
+          <w:shd w:val="clear" w:color="auto" w:fill="FFFFFF"/>
+        </w:rPr>
+        <w:t xml:space="preserve"> care. There </w:t>
+      </w:r>
+      <w:r>
+        <w:rPr>
+          <w:rFonts w:ascii="Times New Roman" w:hAnsi="Times New Roman" w:cs="Times New Roman"/>
+          <w:color w:val="202124"/>
+          <w:shd w:val="clear" w:color="auto" w:fill="FFFFFF"/>
+        </w:rPr>
         <w:lastRenderedPageBreak/>
-        <w:t xml:space="preserve">Nurses can focus on the patient, drips, and many more instead of pushing heavy patient on a stretcher. </w:t>
-      </w:r>
-      <w:r>
-        <w:rPr>
-          <w:rFonts w:ascii="Times New Roman" w:hAnsi="Times New Roman" w:cs="Times New Roman"/>
-          <w:color w:val="202124"/>
-          <w:shd w:val="clear" w:color="auto" w:fill="FFFFFF"/>
-        </w:rPr>
-        <w:t>Patients</w:t>
-      </w:r>
-      <w:r>
-        <w:rPr>
-          <w:rFonts w:ascii="Times New Roman" w:hAnsi="Times New Roman" w:cs="Times New Roman"/>
-          <w:color w:val="202124"/>
-          <w:shd w:val="clear" w:color="auto" w:fill="FFFFFF"/>
-        </w:rPr>
-        <w:t xml:space="preserve"> can be monitored closely which will ultimately improve </w:t>
-      </w:r>
-      <w:r>
-        <w:rPr>
-          <w:rFonts w:ascii="Times New Roman" w:hAnsi="Times New Roman" w:cs="Times New Roman"/>
-          <w:color w:val="202124"/>
-          <w:shd w:val="clear" w:color="auto" w:fill="FFFFFF"/>
-        </w:rPr>
-        <w:t>patient</w:t>
-      </w:r>
-      <w:r>
-        <w:rPr>
-          <w:rFonts w:ascii="Times New Roman" w:hAnsi="Times New Roman" w:cs="Times New Roman"/>
-          <w:color w:val="202124"/>
-          <w:shd w:val="clear" w:color="auto" w:fill="FFFFFF"/>
-        </w:rPr>
-        <w:t xml:space="preserve"> care. There was one time I was transferring a patient for </w:t>
+        <w:t xml:space="preserve">was one time I was transferring a patient for </w:t>
       </w:r>
       <w:r>
         <w:rPr>
@@ -1537,7 +1768,6 @@
         <w:rPr>
           <w:rFonts w:ascii="Times New Roman" w:hAnsi="Times New Roman" w:cs="Times New Roman"/>
         </w:rPr>
-        <w:lastRenderedPageBreak/>
         <w:t>(</w:t>
       </w:r>
       <w:proofErr w:type="spellStart"/>
@@ -1579,7 +1809,14 @@
         <w:rPr>
           <w:rFonts w:ascii="Times New Roman" w:hAnsi="Times New Roman" w:cs="Times New Roman"/>
         </w:rPr>
-        <w:t xml:space="preserve">existing infrastructure and cost the server can be hosted </w:t>
+        <w:t xml:space="preserve">existing infrastructure and cost the server can </w:t>
+      </w:r>
+      <w:r>
+        <w:rPr>
+          <w:rFonts w:ascii="Times New Roman" w:hAnsi="Times New Roman" w:cs="Times New Roman"/>
+        </w:rPr>
+        <w:lastRenderedPageBreak/>
+        <w:t xml:space="preserve">be hosted </w:t>
       </w:r>
       <w:r>
         <w:rPr>
@@ -2628,8 +2865,160 @@
       </w:rPr>
     </w:lvl>
   </w:abstractNum>
+  <w:abstractNum w:abstractNumId="1" w15:restartNumberingAfterBreak="0">
+    <w:nsid w:val="7DB43164"/>
+    <w:multiLevelType w:val="multilevel"/>
+    <w:tmpl w:val="07AC9F7A"/>
+    <w:lvl w:ilvl="0">
+      <w:start w:val="1"/>
+      <w:numFmt w:val="bullet"/>
+      <w:lvlText w:val=""/>
+      <w:lvlJc w:val="left"/>
+      <w:pPr>
+        <w:tabs>
+          <w:tab w:val="num" w:pos="720"/>
+        </w:tabs>
+        <w:ind w:left="720" w:hanging="360"/>
+      </w:pPr>
+      <w:rPr>
+        <w:rFonts w:ascii="Symbol" w:hAnsi="Symbol" w:hint="default"/>
+        <w:sz w:val="20"/>
+      </w:rPr>
+    </w:lvl>
+    <w:lvl w:ilvl="1" w:tentative="1">
+      <w:start w:val="1"/>
+      <w:numFmt w:val="bullet"/>
+      <w:lvlText w:val="o"/>
+      <w:lvlJc w:val="left"/>
+      <w:pPr>
+        <w:tabs>
+          <w:tab w:val="num" w:pos="1440"/>
+        </w:tabs>
+        <w:ind w:left="1440" w:hanging="360"/>
+      </w:pPr>
+      <w:rPr>
+        <w:rFonts w:ascii="Courier New" w:hAnsi="Courier New" w:hint="default"/>
+        <w:sz w:val="20"/>
+      </w:rPr>
+    </w:lvl>
+    <w:lvl w:ilvl="2" w:tentative="1">
+      <w:start w:val="1"/>
+      <w:numFmt w:val="bullet"/>
+      <w:lvlText w:val=""/>
+      <w:lvlJc w:val="left"/>
+      <w:pPr>
+        <w:tabs>
+          <w:tab w:val="num" w:pos="2160"/>
+        </w:tabs>
+        <w:ind w:left="2160" w:hanging="360"/>
+      </w:pPr>
+      <w:rPr>
+        <w:rFonts w:ascii="Wingdings" w:hAnsi="Wingdings" w:hint="default"/>
+        <w:sz w:val="20"/>
+      </w:rPr>
+    </w:lvl>
+    <w:lvl w:ilvl="3" w:tentative="1">
+      <w:start w:val="1"/>
+      <w:numFmt w:val="bullet"/>
+      <w:lvlText w:val=""/>
+      <w:lvlJc w:val="left"/>
+      <w:pPr>
+        <w:tabs>
+          <w:tab w:val="num" w:pos="2880"/>
+        </w:tabs>
+        <w:ind w:left="2880" w:hanging="360"/>
+      </w:pPr>
+      <w:rPr>
+        <w:rFonts w:ascii="Wingdings" w:hAnsi="Wingdings" w:hint="default"/>
+        <w:sz w:val="20"/>
+      </w:rPr>
+    </w:lvl>
+    <w:lvl w:ilvl="4" w:tentative="1">
+      <w:start w:val="1"/>
+      <w:numFmt w:val="bullet"/>
+      <w:lvlText w:val=""/>
+      <w:lvlJc w:val="left"/>
+      <w:pPr>
+        <w:tabs>
+          <w:tab w:val="num" w:pos="3600"/>
+        </w:tabs>
+        <w:ind w:left="3600" w:hanging="360"/>
+      </w:pPr>
+      <w:rPr>
+        <w:rFonts w:ascii="Wingdings" w:hAnsi="Wingdings" w:hint="default"/>
+        <w:sz w:val="20"/>
+      </w:rPr>
+    </w:lvl>
+    <w:lvl w:ilvl="5" w:tentative="1">
+      <w:start w:val="1"/>
+      <w:numFmt w:val="bullet"/>
+      <w:lvlText w:val=""/>
+      <w:lvlJc w:val="left"/>
+      <w:pPr>
+        <w:tabs>
+          <w:tab w:val="num" w:pos="4320"/>
+        </w:tabs>
+        <w:ind w:left="4320" w:hanging="360"/>
+      </w:pPr>
+      <w:rPr>
+        <w:rFonts w:ascii="Wingdings" w:hAnsi="Wingdings" w:hint="default"/>
+        <w:sz w:val="20"/>
+      </w:rPr>
+    </w:lvl>
+    <w:lvl w:ilvl="6" w:tentative="1">
+      <w:start w:val="1"/>
+      <w:numFmt w:val="bullet"/>
+      <w:lvlText w:val=""/>
+      <w:lvlJc w:val="left"/>
+      <w:pPr>
+        <w:tabs>
+          <w:tab w:val="num" w:pos="5040"/>
+        </w:tabs>
+        <w:ind w:left="5040" w:hanging="360"/>
+      </w:pPr>
+      <w:rPr>
+        <w:rFonts w:ascii="Wingdings" w:hAnsi="Wingdings" w:hint="default"/>
+        <w:sz w:val="20"/>
+      </w:rPr>
+    </w:lvl>
+    <w:lvl w:ilvl="7" w:tentative="1">
+      <w:start w:val="1"/>
+      <w:numFmt w:val="bullet"/>
+      <w:lvlText w:val=""/>
+      <w:lvlJc w:val="left"/>
+      <w:pPr>
+        <w:tabs>
+          <w:tab w:val="num" w:pos="5760"/>
+        </w:tabs>
+        <w:ind w:left="5760" w:hanging="360"/>
+      </w:pPr>
+      <w:rPr>
+        <w:rFonts w:ascii="Wingdings" w:hAnsi="Wingdings" w:hint="default"/>
+        <w:sz w:val="20"/>
+      </w:rPr>
+    </w:lvl>
+    <w:lvl w:ilvl="8" w:tentative="1">
+      <w:start w:val="1"/>
+      <w:numFmt w:val="bullet"/>
+      <w:lvlText w:val=""/>
+      <w:lvlJc w:val="left"/>
+      <w:pPr>
+        <w:tabs>
+          <w:tab w:val="num" w:pos="6480"/>
+        </w:tabs>
+        <w:ind w:left="6480" w:hanging="360"/>
+      </w:pPr>
+      <w:rPr>
+        <w:rFonts w:ascii="Wingdings" w:hAnsi="Wingdings" w:hint="default"/>
+        <w:sz w:val="20"/>
+      </w:rPr>
+    </w:lvl>
+  </w:abstractNum>
   <w:num w:numId="1" w16cid:durableId="980498973">
     <w:abstractNumId w:val="0"/>
+  </w:num>
+  <w:num w:numId="2" w16cid:durableId="828715915">
+    <w:abstractNumId w:val="1"/>
   </w:num>
 </w:numbering>
 </file>
@@ -3027,6 +3416,25 @@
     <w:qFormat/>
     <w:rsid w:val="00B75E78"/>
   </w:style>
+  <w:style w:type="paragraph" w:styleId="Heading2">
+    <w:name w:val="heading 2"/>
+    <w:basedOn w:val="Normal"/>
+    <w:link w:val="Heading2Char"/>
+    <w:uiPriority w:val="9"/>
+    <w:qFormat/>
+    <w:rsid w:val="00615DA2"/>
+    <w:pPr>
+      <w:spacing w:before="100" w:beforeAutospacing="1" w:after="100" w:afterAutospacing="1"/>
+      <w:outlineLvl w:val="1"/>
+    </w:pPr>
+    <w:rPr>
+      <w:rFonts w:ascii="Times New Roman" w:eastAsia="Times New Roman" w:hAnsi="Times New Roman" w:cs="Times New Roman"/>
+      <w:b/>
+      <w:bCs/>
+      <w:sz w:val="36"/>
+      <w:szCs w:val="36"/>
+    </w:rPr>
+  </w:style>
   <w:style w:type="character" w:default="1" w:styleId="DefaultParagraphFont">
     <w:name w:val="Default Paragraph Font"/>
     <w:uiPriority w:val="1"/>
@@ -3160,6 +3568,20 @@
     <w:semiHidden/>
     <w:unhideWhenUsed/>
     <w:rsid w:val="00B70F6E"/>
+  </w:style>
+  <w:style w:type="character" w:customStyle="1" w:styleId="Heading2Char">
+    <w:name w:val="Heading 2 Char"/>
+    <w:basedOn w:val="DefaultParagraphFont"/>
+    <w:link w:val="Heading2"/>
+    <w:uiPriority w:val="9"/>
+    <w:rsid w:val="00615DA2"/>
+    <w:rPr>
+      <w:rFonts w:ascii="Times New Roman" w:eastAsia="Times New Roman" w:hAnsi="Times New Roman" w:cs="Times New Roman"/>
+      <w:b/>
+      <w:bCs/>
+      <w:sz w:val="36"/>
+      <w:szCs w:val="36"/>
+    </w:rPr>
   </w:style>
 </w:styles>
 </file>
